--- a/public/uploads/contracts/draft-12.docx
+++ b/public/uploads/contracts/draft-12.docx
@@ -51,24 +51,24 @@
           <w:szCs w:val="28"/>
           <w:lang w:val="uz-Cyrl-UZ"/>
         </w:rPr>
-        <w:t xml:space="preserve">2026 йил 30-июн          А-26-67QTP-сон                                        Тошкент шаҳри ш.</w:t>
-      </w:r>
-    </w:p>
-    <w:p/>
-    <w:p>
-      <w:pPr>
-        <w:spacing w:after="0" w:line="240" w:lineRule="auto"/>
-        <w:ind w:firstLine="851"/>
-        <w:jc w:val="both"/>
-      </w:pPr>
-      <w:r>
-        <w:rPr>
-          <w:rFonts w:ascii="Times New Roman" w:hAnsi="Times New Roman" w:cs="Times New Roman"/>
-          <w:sz w:val="28"/>
-          <w:szCs w:val="28"/>
-          <w:lang w:val="uz-Cyrl-UZ"/>
-        </w:rPr>
-        <w:t xml:space="preserve">Кейинги ўринларда “Ижарага берувчи” деб номланадиган Тошкент шаҳар ҳокимияти томонидан ва кейинги ўринларда “Ижарага олувчи” деб номланадиган Усмонов Сардор («MODA STYLE» бутиги) томонидан мазкур шартномани Ўзбекистон Республикаси Ягона интерактив давлат хизматлари портали орқали 2026 йил 30-июн да келиб тушган А-26-67QTP-сон аризага биноан тузди.</w:t>
+        <w:t xml:space="preserve">2026 йил 30-июн          А-26-JGUPN-сон                                        Тошкент шаҳри ш.</w:t>
+      </w:r>
+    </w:p>
+    <w:p/>
+    <w:p>
+      <w:pPr>
+        <w:spacing w:after="0" w:line="240" w:lineRule="auto"/>
+        <w:ind w:firstLine="851"/>
+        <w:jc w:val="both"/>
+      </w:pPr>
+      <w:r>
+        <w:rPr>
+          <w:rFonts w:ascii="Times New Roman" w:hAnsi="Times New Roman" w:cs="Times New Roman"/>
+          <w:sz w:val="28"/>
+          <w:szCs w:val="28"/>
+          <w:lang w:val="uz-Cyrl-UZ"/>
+        </w:rPr>
+        <w:t xml:space="preserve">Кейинги ўринларда “Ижарага берувчи” деб номланадиган Тошкент шаҳар ҳокимияти томонидан ва кейинги ўринларда “Ижарага олувчи” деб номланадиган Усмонов Сардор («MODA STYLE» бутиги) томонидан мазкур шартномани Ўзбекистон Республикаси Ягона интерактив давлат хизматлари портали орқали 2026 йил 30-июн да келиб тушган А-26-JGUPN-сон аризага биноан тузди.</w:t>
       </w:r>
     </w:p>
     <w:p/>
@@ -120,7 +120,7 @@
           <w:szCs w:val="28"/>
           <w:lang w:val="uz-Cyrl-UZ"/>
         </w:rPr>
-        <w:t xml:space="preserve">1.2. Ижарага берувчи ер участкасини 2026 йил 30-июн дан 1 (бир) йил муддатга ижарага беради, Ижарага олувчи эса ўзига тегишли бўлган Тошкент шаҳрининг Мирзо-Улуғбек туманидаги Мирзо-Улуғбек тумани, Сағбон кўчаси, №102 манзилда жойлашган «MODA STYLE» бутиги объекти (ер участкаси)га туташ ҳудуддаги кейинчалик “Ер участкаси” деб номланувчи 55 кв.м ер майдонни Кийим-кечак фаолиятини ташкил этиш учун ижарага олади.</w:t>
+        <w:t xml:space="preserve">1.2. Ижарага берувчи ер участкасини 2026 йил 30-июн дан 1 (бир) йил муддатга ижарага беради, Ижарага олувчи эса ўзига тегишли бўлган Тошкент шаҳрининг Мирзо-Улуғбек туманидаги Мирзо-Улуғбек тумани, Боғибўстон кўчаси, №47 манзилда жойлашган «MODA STYLE» бутиги объекти (ер участкаси)га туташ ҳудуддаги кейинчалик “Ер участкаси” деб номланувчи 48 кв.м ер майдонни Кийим-кечак фаолиятини ташкил этиш учун ижарага олади.</w:t>
       </w:r>
     </w:p>
     <w:p/>
@@ -257,24 +257,24 @@
           <w:szCs w:val="28"/>
           <w:lang w:val="uz-Cyrl-UZ"/>
         </w:rPr>
-        <w:t xml:space="preserve">2.5. Ер участкаси тадбиркорлик фаолиятини амалга ошириш учун берилади ва қуйидаги мақсадда фойдаланилади: Савдо сотиқ.</w:t>
-      </w:r>
-    </w:p>
-    <w:p/>
-    <w:p>
-      <w:pPr>
-        <w:spacing w:after="0" w:line="240" w:lineRule="auto"/>
-        <w:ind w:firstLine="851"/>
-        <w:jc w:val="both"/>
-      </w:pPr>
-      <w:r>
-        <w:rPr>
-          <w:rFonts w:ascii="Times New Roman" w:hAnsi="Times New Roman" w:cs="Times New Roman"/>
-          <w:sz w:val="28"/>
-          <w:szCs w:val="28"/>
-          <w:lang w:val="uz-Cyrl-UZ"/>
-        </w:rPr>
-        <w:t xml:space="preserve">2.6. Объект жойлашган кўча тури: Гастрономик кўча. Кадастр рақами: 10:11:06:01:07:0111.</w:t>
+        <w:t xml:space="preserve">2.5. Ер участкаси тадбиркорлик фаолиятини амалга ошириш учун берилади ва қуйидаги мақсадда фойдаланилади: Умумий овқатланиш.</w:t>
+      </w:r>
+    </w:p>
+    <w:p/>
+    <w:p>
+      <w:pPr>
+        <w:spacing w:after="0" w:line="240" w:lineRule="auto"/>
+        <w:ind w:firstLine="851"/>
+        <w:jc w:val="both"/>
+      </w:pPr>
+      <w:r>
+        <w:rPr>
+          <w:rFonts w:ascii="Times New Roman" w:hAnsi="Times New Roman" w:cs="Times New Roman"/>
+          <w:sz w:val="28"/>
+          <w:szCs w:val="28"/>
+          <w:lang w:val="uz-Cyrl-UZ"/>
+        </w:rPr>
+        <w:t xml:space="preserve">2.6. Объект жойлашган кўча тури: Оддий кўча. Кадастр рақами: 10:11:03:07:07:0111.</w:t>
       </w:r>
     </w:p>
     <w:p/>
@@ -343,7 +343,7 @@
           <w:szCs w:val="28"/>
           <w:lang w:val="uz-Cyrl-UZ"/>
         </w:rPr>
-        <w:t xml:space="preserve">3.3. Ер участкаси учун йиллик ижара тўлови 29 700 000 сўмни ташкил этади ва йиллик ижара тўлов суммасининг тенг миқдорга бўлган ҳолда ҳар ойда (ойлик 2 475 000 сўм) амалга оширилади.</w:t>
+        <w:t xml:space="preserve">3.3. Ер участкаси учун йиллик ижара тўлови 25 920 000 сўмни ташкил этади ва йиллик ижара тўлов суммасининг тенг миқдорга бўлган ҳолда ҳар ойда (ойлик 2 160 000 сўм) амалга оширилади.</w:t>
       </w:r>
     </w:p>
     <w:p/>
@@ -1233,7 +1233,7 @@
                 <w:szCs w:val="28"/>
                 <w:lang w:val="uz-Cyrl-UZ"/>
               </w:rPr>
-              <w:t xml:space="preserve">Манзил: Мирзо-Улуғбек тумани, Сағбон кўчаси, №102</w:t>
+              <w:t xml:space="preserve">Манзил: Мирзо-Улуғбек тумани, Боғибўстон кўчаси, №47</w:t>
             </w:r>
           </w:p>
           <w:p>

--- a/public/uploads/contracts/draft-12.docx
+++ b/public/uploads/contracts/draft-12.docx
@@ -51,24 +51,24 @@
           <w:szCs w:val="28"/>
           <w:lang w:val="uz-Cyrl-UZ"/>
         </w:rPr>
-        <w:t xml:space="preserve">2026 йил 30-июн          А-26-JGUPN-сон                                        Тошкент шаҳри ш.</w:t>
-      </w:r>
-    </w:p>
-    <w:p/>
-    <w:p>
-      <w:pPr>
-        <w:spacing w:after="0" w:line="240" w:lineRule="auto"/>
-        <w:ind w:firstLine="851"/>
-        <w:jc w:val="both"/>
-      </w:pPr>
-      <w:r>
-        <w:rPr>
-          <w:rFonts w:ascii="Times New Roman" w:hAnsi="Times New Roman" w:cs="Times New Roman"/>
-          <w:sz w:val="28"/>
-          <w:szCs w:val="28"/>
-          <w:lang w:val="uz-Cyrl-UZ"/>
-        </w:rPr>
-        <w:t xml:space="preserve">Кейинги ўринларда “Ижарага берувчи” деб номланадиган Тошкент шаҳар ҳокимияти томонидан ва кейинги ўринларда “Ижарага олувчи” деб номланадиган Усмонов Сардор («MODA STYLE» бутиги) томонидан мазкур шартномани Ўзбекистон Республикаси Ягона интерактив давлат хизматлари портали орқали 2026 йил 30-июн да келиб тушган А-26-JGUPN-сон аризага биноан тузди.</w:t>
+        <w:t xml:space="preserve">2026 йил 1-июл          А-26-QCLWQ-сон                                        Тошкент шаҳри ш.</w:t>
+      </w:r>
+    </w:p>
+    <w:p/>
+    <w:p>
+      <w:pPr>
+        <w:spacing w:after="0" w:line="240" w:lineRule="auto"/>
+        <w:ind w:firstLine="851"/>
+        <w:jc w:val="both"/>
+      </w:pPr>
+      <w:r>
+        <w:rPr>
+          <w:rFonts w:ascii="Times New Roman" w:hAnsi="Times New Roman" w:cs="Times New Roman"/>
+          <w:sz w:val="28"/>
+          <w:szCs w:val="28"/>
+          <w:lang w:val="uz-Cyrl-UZ"/>
+        </w:rPr>
+        <w:t xml:space="preserve">Кейинги ўринларда “Ижарага берувчи” деб номланадиган Тошкент шаҳар ҳокимияти томонидан ва кейинги ўринларда “Ижарага олувчи” деб номланадиган Тўраев Ботир («MODA STYLE» бутиги) томонидан мазкур шартномани Ўзбекистон Республикаси Ягона интерактив давлат хизматлари портали орқали 2026 йил 1-июл да келиб тушган А-26-QCLWQ-сон аризага биноан тузди.</w:t>
       </w:r>
     </w:p>
     <w:p/>
@@ -120,7 +120,7 @@
           <w:szCs w:val="28"/>
           <w:lang w:val="uz-Cyrl-UZ"/>
         </w:rPr>
-        <w:t xml:space="preserve">1.2. Ижарага берувчи ер участкасини 2026 йил 30-июн дан 1 (бир) йил муддатга ижарага беради, Ижарага олувчи эса ўзига тегишли бўлган Тошкент шаҳрининг Мирзо-Улуғбек туманидаги Мирзо-Улуғбек тумани, Боғибўстон кўчаси, №47 манзилда жойлашган «MODA STYLE» бутиги объекти (ер участкаси)га туташ ҳудуддаги кейинчалик “Ер участкаси” деб номланувчи 48 кв.м ер майдонни Кийим-кечак фаолиятини ташкил этиш учун ижарага олади.</w:t>
+        <w:t xml:space="preserve">1.2. Ижарага берувчи ер участкасини 2026 йил 1-июл дан 1 (бир) йил муддатга ижарага беради, Ижарага олувчи эса ўзига тегишли бўлган Тошкент шаҳрининг Мирзо-Улуғбек туманидаги Мирзо-Улуғбек тумани, Қатортол кўчаси, №115 манзилда жойлашган «MODA STYLE» бутиги объекти (ер участкаси)га туташ ҳудуддаги кейинчалик “Ер участкаси” деб номланувчи 55 кв.м ер майдонни Кийим-кечак фаолиятини ташкил этиш учун ижарага олади.</w:t>
       </w:r>
     </w:p>
     <w:p/>
@@ -257,24 +257,24 @@
           <w:szCs w:val="28"/>
           <w:lang w:val="uz-Cyrl-UZ"/>
         </w:rPr>
-        <w:t xml:space="preserve">2.5. Ер участкаси тадбиркорлик фаолиятини амалга ошириш учун берилади ва қуйидаги мақсадда фойдаланилади: Умумий овқатланиш.</w:t>
-      </w:r>
-    </w:p>
-    <w:p/>
-    <w:p>
-      <w:pPr>
-        <w:spacing w:after="0" w:line="240" w:lineRule="auto"/>
-        <w:ind w:firstLine="851"/>
-        <w:jc w:val="both"/>
-      </w:pPr>
-      <w:r>
-        <w:rPr>
-          <w:rFonts w:ascii="Times New Roman" w:hAnsi="Times New Roman" w:cs="Times New Roman"/>
-          <w:sz w:val="28"/>
-          <w:szCs w:val="28"/>
-          <w:lang w:val="uz-Cyrl-UZ"/>
-        </w:rPr>
-        <w:t xml:space="preserve">2.6. Объект жойлашган кўча тури: Оддий кўча. Кадастр рақами: 10:11:03:07:07:0111.</w:t>
+        <w:t xml:space="preserve">2.5. Ер участкаси тадбиркорлик фаолиятини амалга ошириш учун берилади ва қуйидаги мақсадда фойдаланилади: Савдо сотиқ.</w:t>
+      </w:r>
+    </w:p>
+    <w:p/>
+    <w:p>
+      <w:pPr>
+        <w:spacing w:after="0" w:line="240" w:lineRule="auto"/>
+        <w:ind w:firstLine="851"/>
+        <w:jc w:val="both"/>
+      </w:pPr>
+      <w:r>
+        <w:rPr>
+          <w:rFonts w:ascii="Times New Roman" w:hAnsi="Times New Roman" w:cs="Times New Roman"/>
+          <w:sz w:val="28"/>
+          <w:szCs w:val="28"/>
+          <w:lang w:val="uz-Cyrl-UZ"/>
+        </w:rPr>
+        <w:t xml:space="preserve">2.6. Объект жойлашган кўча тури: Гастрономик кўча. Кадастр рақами: 10:11:01:02:04:0111.</w:t>
       </w:r>
     </w:p>
     <w:p/>
@@ -343,7 +343,7 @@
           <w:szCs w:val="28"/>
           <w:lang w:val="uz-Cyrl-UZ"/>
         </w:rPr>
-        <w:t xml:space="preserve">3.3. Ер участкаси учун йиллик ижара тўлови 25 920 000 сўмни ташкил этади ва йиллик ижара тўлов суммасининг тенг миқдорга бўлган ҳолда ҳар ойда (ойлик 2 160 000 сўм) амалга оширилади.</w:t>
+        <w:t xml:space="preserve">3.3. Ер участкаси учун йиллик ижара тўлови 29 700 000 сўмни ташкил этади ва йиллик ижара тўлов суммасининг тенг миқдорга бўлган ҳолда ҳар ойда (ойлик 2 475 000 сўм) амалга оширилади.</w:t>
       </w:r>
     </w:p>
     <w:p/>
@@ -1218,37 +1218,37 @@
                 <w:szCs w:val="28"/>
                 <w:lang w:val="uz-Cyrl-UZ"/>
               </w:rPr>
-              <w:t xml:space="preserve">ФИО: Усмонов Сардор</w:t>
-            </w:r>
-          </w:p>
-          <w:p>
-            <w:pPr>
-              <w:jc w:val="center"/>
-              <w:spacing w:after="20"/>
-            </w:pPr>
-            <w:r>
-              <w:rPr>
-                <w:rFonts w:ascii="Times New Roman" w:hAnsi="Times New Roman" w:cs="Times New Roman"/>
-                <w:sz w:val="28"/>
-                <w:szCs w:val="28"/>
-                <w:lang w:val="uz-Cyrl-UZ"/>
-              </w:rPr>
-              <w:t xml:space="preserve">Манзил: Мирзо-Улуғбек тумани, Боғибўстон кўчаси, №47</w:t>
-            </w:r>
-          </w:p>
-          <w:p>
-            <w:pPr>
-              <w:jc w:val="center"/>
-              <w:spacing w:after="20"/>
-            </w:pPr>
-            <w:r>
-              <w:rPr>
-                <w:rFonts w:ascii="Times New Roman" w:hAnsi="Times New Roman" w:cs="Times New Roman"/>
-                <w:sz w:val="28"/>
-                <w:szCs w:val="28"/>
-                <w:lang w:val="uz-Cyrl-UZ"/>
-              </w:rPr>
-              <w:t xml:space="preserve">СТИР (ЖШШИР): 30000000022222</w:t>
+              <w:t xml:space="preserve">ФИО: Тўраев Ботир</w:t>
+            </w:r>
+          </w:p>
+          <w:p>
+            <w:pPr>
+              <w:jc w:val="center"/>
+              <w:spacing w:after="20"/>
+            </w:pPr>
+            <w:r>
+              <w:rPr>
+                <w:rFonts w:ascii="Times New Roman" w:hAnsi="Times New Roman" w:cs="Times New Roman"/>
+                <w:sz w:val="28"/>
+                <w:szCs w:val="28"/>
+                <w:lang w:val="uz-Cyrl-UZ"/>
+              </w:rPr>
+              <w:t xml:space="preserve">Манзил: Мирзо-Улуғбек тумани, Қатортол кўчаси, №115</w:t>
+            </w:r>
+          </w:p>
+          <w:p>
+            <w:pPr>
+              <w:jc w:val="center"/>
+              <w:spacing w:after="20"/>
+            </w:pPr>
+            <w:r>
+              <w:rPr>
+                <w:rFonts w:ascii="Times New Roman" w:hAnsi="Times New Roman" w:cs="Times New Roman"/>
+                <w:sz w:val="28"/>
+                <w:szCs w:val="28"/>
+                <w:lang w:val="uz-Cyrl-UZ"/>
+              </w:rPr>
+              <w:t xml:space="preserve">СТИР (ЖШШИР): 30000000077777</w:t>
             </w:r>
           </w:p>
           <w:p>

--- a/public/uploads/contracts/draft-12.docx
+++ b/public/uploads/contracts/draft-12.docx
@@ -51,24 +51,24 @@
           <w:szCs w:val="28"/>
           <w:lang w:val="uz-Cyrl-UZ"/>
         </w:rPr>
-        <w:t xml:space="preserve">2026 йил 1-июл          А-26-QCLWQ-сон                                        Тошкент шаҳри ш.</w:t>
-      </w:r>
-    </w:p>
-    <w:p/>
-    <w:p>
-      <w:pPr>
-        <w:spacing w:after="0" w:line="240" w:lineRule="auto"/>
-        <w:ind w:firstLine="851"/>
-        <w:jc w:val="both"/>
-      </w:pPr>
-      <w:r>
-        <w:rPr>
-          <w:rFonts w:ascii="Times New Roman" w:hAnsi="Times New Roman" w:cs="Times New Roman"/>
-          <w:sz w:val="28"/>
-          <w:szCs w:val="28"/>
-          <w:lang w:val="uz-Cyrl-UZ"/>
-        </w:rPr>
-        <w:t xml:space="preserve">Кейинги ўринларда “Ижарага берувчи” деб номланадиган Тошкент шаҳар ҳокимияти томонидан ва кейинги ўринларда “Ижарага олувчи” деб номланадиган Тўраев Ботир («MODA STYLE» бутиги) томонидан мазкур шартномани Ўзбекистон Республикаси Ягона интерактив давлат хизматлари портали орқали 2026 йил 1-июл да келиб тушган А-26-QCLWQ-сон аризага биноан тузди.</w:t>
+        <w:t xml:space="preserve">2026 йил 1-июл          А-26-V5PKS-сон                                        Тошкент шаҳри ш.</w:t>
+      </w:r>
+    </w:p>
+    <w:p/>
+    <w:p>
+      <w:pPr>
+        <w:spacing w:after="0" w:line="240" w:lineRule="auto"/>
+        <w:ind w:firstLine="851"/>
+        <w:jc w:val="both"/>
+      </w:pPr>
+      <w:r>
+        <w:rPr>
+          <w:rFonts w:ascii="Times New Roman" w:hAnsi="Times New Roman" w:cs="Times New Roman"/>
+          <w:sz w:val="28"/>
+          <w:szCs w:val="28"/>
+          <w:lang w:val="uz-Cyrl-UZ"/>
+        </w:rPr>
+        <w:t xml:space="preserve">Кейинги ўринларда “Ижарага берувчи” деб номланадиган Тошкент шаҳар ҳокимияти томонидан ва кейинги ўринларда “Ижарага олувчи” деб номланадиган Полатов Бойсун Ғозиевич («MODA STYLE» бутиги) томонидан мазкур шартномани Ўзбекистон Республикаси Ягона интерактив давлат хизматлари портали орқали 2026 йил 1-июл да келиб тушган А-26-V5PKS-сон аризага биноан тузди.</w:t>
       </w:r>
     </w:p>
     <w:p/>
@@ -120,7 +120,7 @@
           <w:szCs w:val="28"/>
           <w:lang w:val="uz-Cyrl-UZ"/>
         </w:rPr>
-        <w:t xml:space="preserve">1.2. Ижарага берувчи ер участкасини 2026 йил 1-июл дан 1 (бир) йил муддатга ижарага беради, Ижарага олувчи эса ўзига тегишли бўлган Тошкент шаҳрининг Мирзо-Улуғбек туманидаги Мирзо-Улуғбек тумани, Қатортол кўчаси, №115 манзилда жойлашган «MODA STYLE» бутиги объекти (ер участкаси)га туташ ҳудуддаги кейинчалик “Ер участкаси” деб номланувчи 55 кв.м ер майдонни Кийим-кечак фаолиятини ташкил этиш учун ижарага олади.</w:t>
+        <w:t xml:space="preserve">1.2. Ижарага берувчи ер участкасини 2026 йил 1-июл дан 1 (бир) йил муддатга ижарага беради, Ижарага олувчи эса ўзига тегишли бўлган Тошкент шаҳрининг Мирзо-Улуғбек туманидаги Мирзо-Улуғбек тумани, Катта ҳалқа йўли кўчаси, №55 манзилда жойлашган «MODA STYLE» бутиги объекти (ер участкаси)га туташ ҳудуддаги кейинчалик “Ер участкаси” деб номланувчи 33 кв.м ер майдонни Савдо фаолиятини ташкил этиш учун ижарага олади.</w:t>
       </w:r>
     </w:p>
     <w:p/>
@@ -257,24 +257,24 @@
           <w:szCs w:val="28"/>
           <w:lang w:val="uz-Cyrl-UZ"/>
         </w:rPr>
-        <w:t xml:space="preserve">2.5. Ер участкаси тадбиркорлик фаолиятини амалга ошириш учун берилади ва қуйидаги мақсадда фойдаланилади: Савдо сотиқ.</w:t>
-      </w:r>
-    </w:p>
-    <w:p/>
-    <w:p>
-      <w:pPr>
-        <w:spacing w:after="0" w:line="240" w:lineRule="auto"/>
-        <w:ind w:firstLine="851"/>
-        <w:jc w:val="both"/>
-      </w:pPr>
-      <w:r>
-        <w:rPr>
-          <w:rFonts w:ascii="Times New Roman" w:hAnsi="Times New Roman" w:cs="Times New Roman"/>
-          <w:sz w:val="28"/>
-          <w:szCs w:val="28"/>
-          <w:lang w:val="uz-Cyrl-UZ"/>
-        </w:rPr>
-        <w:t xml:space="preserve">2.6. Объект жойлашган кўча тури: Гастрономик кўча. Кадастр рақами: 10:11:01:02:04:0111.</w:t>
+        <w:t xml:space="preserve">2.5. Ер участкаси тадбиркорлик фаолиятини амалга ошириш учун берилади ва қуйидаги мақсадда фойдаланилади: Савдо.</w:t>
+      </w:r>
+    </w:p>
+    <w:p/>
+    <w:p>
+      <w:pPr>
+        <w:spacing w:after="0" w:line="240" w:lineRule="auto"/>
+        <w:ind w:firstLine="851"/>
+        <w:jc w:val="both"/>
+      </w:pPr>
+      <w:r>
+        <w:rPr>
+          <w:rFonts w:ascii="Times New Roman" w:hAnsi="Times New Roman" w:cs="Times New Roman"/>
+          <w:sz w:val="28"/>
+          <w:szCs w:val="28"/>
+          <w:lang w:val="uz-Cyrl-UZ"/>
+        </w:rPr>
+        <w:t xml:space="preserve">2.6. Объект жойлашган кўча тури: Марказий. Кадастр рақами: 10:11:03:06:07:0111.</w:t>
       </w:r>
     </w:p>
     <w:p/>
@@ -343,7 +343,7 @@
           <w:szCs w:val="28"/>
           <w:lang w:val="uz-Cyrl-UZ"/>
         </w:rPr>
-        <w:t xml:space="preserve">3.3. Ер участкаси учун йиллик ижара тўлови 29 700 000 сўмни ташкил этади ва йиллик ижара тўлов суммасининг тенг миқдорга бўлган ҳолда ҳар ойда (ойлик 2 475 000 сўм) амалга оширилади.</w:t>
+        <w:t xml:space="preserve">3.3. Ер участкаси учун йиллик ижара тўлови 17 820 000 сўмни ташкил этади ва йиллик ижара тўлов суммасининг тенг миқдорга бўлган ҳолда ҳар ойда (ойлик 1 485 000 сўм) амалга оширилади.</w:t>
       </w:r>
     </w:p>
     <w:p/>
@@ -1218,7 +1218,7 @@
                 <w:szCs w:val="28"/>
                 <w:lang w:val="uz-Cyrl-UZ"/>
               </w:rPr>
-              <w:t xml:space="preserve">ФИО: Тўраев Ботир</w:t>
+              <w:t xml:space="preserve">ФИО: Полатов Бойсун Ғозиевич</w:t>
             </w:r>
           </w:p>
           <w:p>
@@ -1233,7 +1233,7 @@
                 <w:szCs w:val="28"/>
                 <w:lang w:val="uz-Cyrl-UZ"/>
               </w:rPr>
-              <w:t xml:space="preserve">Манзил: Мирзо-Улуғбек тумани, Қатортол кўчаси, №115</w:t>
+              <w:t xml:space="preserve">Манзил: Мирзо-Улуғбек тумани, Катта ҳалқа йўли кўчаси, №55</w:t>
             </w:r>
           </w:p>
           <w:p>
@@ -1248,7 +1248,7 @@
                 <w:szCs w:val="28"/>
                 <w:lang w:val="uz-Cyrl-UZ"/>
               </w:rPr>
-              <w:t xml:space="preserve">СТИР (ЖШШИР): 30000000077777</w:t>
+              <w:t xml:space="preserve">СТИР (ЖШШИР): 31234567890123</w:t>
             </w:r>
           </w:p>
           <w:p>
@@ -1294,6 +1294,661 @@
                 <w:lang w:val="uz-Cyrl-UZ"/>
               </w:rPr>
               <w:t xml:space="preserve">Имзо: ____________</w:t>
+            </w:r>
+          </w:p>
+        </w:tc>
+      </w:tr>
+    </w:tbl>
+    <w:p>
+      <w:r>
+        <w:br w:type="page"/>
+      </w:r>
+    </w:p>
+    <w:p>
+      <w:pPr>
+        <w:spacing w:before="120" w:after="120" w:line="240" w:lineRule="auto"/>
+        <w:jc w:val="center"/>
+      </w:pPr>
+      <w:r>
+        <w:rPr>
+          <w:rFonts w:ascii="Times New Roman" w:hAnsi="Times New Roman" w:cs="Times New Roman"/>
+          <w:b/>
+          <w:bCs/>
+          <w:sz w:val="28"/>
+          <w:szCs w:val="28"/>
+          <w:lang w:val="uz-Cyrl-UZ"/>
+        </w:rPr>
+        <w:t xml:space="preserve">2026-йил “____” __________даги</w:t>
+      </w:r>
+    </w:p>
+    <w:p>
+      <w:pPr>
+        <w:spacing w:before="120" w:after="120" w:line="240" w:lineRule="auto"/>
+        <w:jc w:val="center"/>
+      </w:pPr>
+      <w:r>
+        <w:rPr>
+          <w:rFonts w:ascii="Times New Roman" w:hAnsi="Times New Roman" w:cs="Times New Roman"/>
+          <w:b/>
+          <w:bCs/>
+          <w:sz w:val="28"/>
+          <w:szCs w:val="28"/>
+          <w:lang w:val="uz-Cyrl-UZ"/>
+        </w:rPr>
+        <w:t xml:space="preserve">ART-2026-A-12-сонли шартномага</w:t>
+      </w:r>
+    </w:p>
+    <w:p>
+      <w:pPr>
+        <w:spacing w:before="120" w:after="120" w:line="240" w:lineRule="auto"/>
+        <w:jc w:val="center"/>
+      </w:pPr>
+      <w:r>
+        <w:rPr>
+          <w:rFonts w:ascii="Times New Roman" w:hAnsi="Times New Roman" w:cs="Times New Roman"/>
+          <w:b/>
+          <w:bCs/>
+          <w:sz w:val="28"/>
+          <w:szCs w:val="28"/>
+          <w:lang w:val="uz-Cyrl-UZ"/>
+        </w:rPr>
+        <w:t xml:space="preserve">ИЛОВА</w:t>
+      </w:r>
+    </w:p>
+    <w:p/>
+    <w:p>
+      <w:pPr>
+        <w:spacing w:before="120" w:after="120" w:line="240" w:lineRule="auto"/>
+        <w:jc w:val="center"/>
+      </w:pPr>
+      <w:r>
+        <w:rPr>
+          <w:rFonts w:ascii="Times New Roman" w:hAnsi="Times New Roman" w:cs="Times New Roman"/>
+          <w:b/>
+          <w:bCs/>
+          <w:sz w:val="28"/>
+          <w:szCs w:val="28"/>
+          <w:lang w:val="uz-Cyrl-UZ"/>
+        </w:rPr>
+        <w:t xml:space="preserve">Йиғимнинг қолган 80% тўлаш</w:t>
+      </w:r>
+    </w:p>
+    <w:p>
+      <w:pPr>
+        <w:spacing w:before="120" w:after="120" w:line="240" w:lineRule="auto"/>
+        <w:jc w:val="center"/>
+      </w:pPr>
+      <w:r>
+        <w:rPr>
+          <w:rFonts w:ascii="Times New Roman" w:hAnsi="Times New Roman" w:cs="Times New Roman"/>
+          <w:b/>
+          <w:bCs/>
+          <w:sz w:val="28"/>
+          <w:szCs w:val="28"/>
+          <w:lang w:val="uz-Cyrl-UZ"/>
+        </w:rPr>
+        <w:t xml:space="preserve">РЕЖА ЖАДВАЛИ</w:t>
+      </w:r>
+    </w:p>
+    <w:tbl>
+      <w:tblPr>
+        <w:tblW w:w="9000" w:type="dxa"/>
+        <w:tblBorders>
+          <w:top w:val="single" w:sz="6"/>
+          <w:left w:val="single" w:sz="6"/>
+          <w:bottom w:val="single" w:sz="6"/>
+          <w:right w:val="single" w:sz="6"/>
+          <w:insideH w:val="single" w:sz="6"/>
+          <w:insideV w:val="single" w:sz="6"/>
+        </w:tblBorders>
+      </w:tblPr>
+      <w:tblGrid>
+        <w:gridCol w:w="850"/>
+        <w:gridCol w:w="2100"/>
+        <w:gridCol w:w="6050"/>
+      </w:tblGrid>
+      <w:tr>
+        <w:tc>
+          <w:tcPr>
+            <w:tcW w:w="850" w:type="dxa"/>
+            <w:vAlign w:val="center"/>
+          </w:tcPr>
+          <w:p>
+            <w:pPr>
+              <w:spacing w:before="120" w:after="120" w:line="240" w:lineRule="auto"/>
+              <w:jc w:val="center"/>
+            </w:pPr>
+            <w:r>
+              <w:rPr>
+                <w:rFonts w:ascii="Times New Roman" w:hAnsi="Times New Roman" w:cs="Times New Roman"/>
+                <w:b/>
+                <w:bCs/>
+                <w:sz w:val="28"/>
+                <w:szCs w:val="28"/>
+                <w:lang w:val="uz-Cyrl-UZ"/>
+              </w:rPr>
+              <w:t xml:space="preserve">1.</w:t>
+            </w:r>
+          </w:p>
+        </w:tc>
+        <w:tc>
+          <w:tcPr>
+            <w:tcW w:w="2100" w:type="dxa"/>
+            <w:vAlign w:val="center"/>
+          </w:tcPr>
+          <w:p>
+            <w:pPr>
+              <w:spacing w:before="120" w:after="120" w:line="240" w:lineRule="auto"/>
+              <w:jc w:val="center"/>
+            </w:pPr>
+            <w:r>
+              <w:rPr>
+                <w:rFonts w:ascii="Times New Roman" w:hAnsi="Times New Roman" w:cs="Times New Roman"/>
+                <w:b/>
+                <w:bCs/>
+                <w:sz w:val="28"/>
+                <w:szCs w:val="28"/>
+                <w:lang w:val="uz-Cyrl-UZ"/>
+              </w:rPr>
+              <w:t xml:space="preserve">20.08.2026</w:t>
+            </w:r>
+          </w:p>
+        </w:tc>
+        <w:tc>
+          <w:tcPr>
+            <w:tcW w:w="6050" w:type="dxa"/>
+            <w:vAlign w:val="center"/>
+          </w:tcPr>
+          <w:p>
+            <w:pPr>
+              <w:spacing w:before="120" w:after="120" w:line="240" w:lineRule="auto"/>
+              <w:jc w:val="center"/>
+            </w:pPr>
+            <w:r>
+              <w:rPr>
+                <w:rFonts w:ascii="Times New Roman" w:hAnsi="Times New Roman" w:cs="Times New Roman"/>
+                <w:b/>
+                <w:bCs/>
+                <w:sz w:val="28"/>
+                <w:szCs w:val="28"/>
+                <w:lang w:val="uz-Cyrl-UZ"/>
+              </w:rPr>
+              <w:t xml:space="preserve">3 564 000.00 сўм</w:t>
+            </w:r>
+          </w:p>
+        </w:tc>
+      </w:tr>
+      <w:tr>
+        <w:tc>
+          <w:tcPr>
+            <w:tcW w:w="850" w:type="dxa"/>
+            <w:vAlign w:val="center"/>
+          </w:tcPr>
+          <w:p>
+            <w:pPr>
+              <w:spacing w:before="120" w:after="120" w:line="240" w:lineRule="auto"/>
+              <w:jc w:val="center"/>
+            </w:pPr>
+            <w:r>
+              <w:rPr>
+                <w:rFonts w:ascii="Times New Roman" w:hAnsi="Times New Roman" w:cs="Times New Roman"/>
+                <w:b/>
+                <w:bCs/>
+                <w:sz w:val="28"/>
+                <w:szCs w:val="28"/>
+                <w:lang w:val="uz-Cyrl-UZ"/>
+              </w:rPr>
+              <w:t xml:space="preserve">2.</w:t>
+            </w:r>
+          </w:p>
+        </w:tc>
+        <w:tc>
+          <w:tcPr>
+            <w:tcW w:w="2100" w:type="dxa"/>
+            <w:vAlign w:val="center"/>
+          </w:tcPr>
+          <w:p>
+            <w:pPr>
+              <w:spacing w:before="120" w:after="120" w:line="240" w:lineRule="auto"/>
+              <w:jc w:val="center"/>
+            </w:pPr>
+            <w:r>
+              <w:rPr>
+                <w:rFonts w:ascii="Times New Roman" w:hAnsi="Times New Roman" w:cs="Times New Roman"/>
+                <w:b/>
+                <w:bCs/>
+                <w:sz w:val="28"/>
+                <w:szCs w:val="28"/>
+                <w:lang w:val="uz-Cyrl-UZ"/>
+              </w:rPr>
+              <w:t xml:space="preserve">20.11.2026</w:t>
+            </w:r>
+          </w:p>
+        </w:tc>
+        <w:tc>
+          <w:tcPr>
+            <w:tcW w:w="6050" w:type="dxa"/>
+            <w:vAlign w:val="center"/>
+          </w:tcPr>
+          <w:p>
+            <w:pPr>
+              <w:spacing w:before="120" w:after="120" w:line="240" w:lineRule="auto"/>
+              <w:jc w:val="center"/>
+            </w:pPr>
+            <w:r>
+              <w:rPr>
+                <w:rFonts w:ascii="Times New Roman" w:hAnsi="Times New Roman" w:cs="Times New Roman"/>
+                <w:b/>
+                <w:bCs/>
+                <w:sz w:val="28"/>
+                <w:szCs w:val="28"/>
+                <w:lang w:val="uz-Cyrl-UZ"/>
+              </w:rPr>
+              <w:t xml:space="preserve">3 564 000.00 сўм</w:t>
+            </w:r>
+          </w:p>
+        </w:tc>
+      </w:tr>
+      <w:tr>
+        <w:tc>
+          <w:tcPr>
+            <w:tcW w:w="850" w:type="dxa"/>
+            <w:vAlign w:val="center"/>
+          </w:tcPr>
+          <w:p>
+            <w:pPr>
+              <w:spacing w:before="120" w:after="120" w:line="240" w:lineRule="auto"/>
+              <w:jc w:val="center"/>
+            </w:pPr>
+            <w:r>
+              <w:rPr>
+                <w:rFonts w:ascii="Times New Roman" w:hAnsi="Times New Roman" w:cs="Times New Roman"/>
+                <w:b/>
+                <w:bCs/>
+                <w:sz w:val="28"/>
+                <w:szCs w:val="28"/>
+                <w:lang w:val="uz-Cyrl-UZ"/>
+              </w:rPr>
+              <w:t xml:space="preserve">3.</w:t>
+            </w:r>
+          </w:p>
+        </w:tc>
+        <w:tc>
+          <w:tcPr>
+            <w:tcW w:w="2100" w:type="dxa"/>
+            <w:vAlign w:val="center"/>
+          </w:tcPr>
+          <w:p>
+            <w:pPr>
+              <w:spacing w:before="120" w:after="120" w:line="240" w:lineRule="auto"/>
+              <w:jc w:val="center"/>
+            </w:pPr>
+            <w:r>
+              <w:rPr>
+                <w:rFonts w:ascii="Times New Roman" w:hAnsi="Times New Roman" w:cs="Times New Roman"/>
+                <w:b/>
+                <w:bCs/>
+                <w:sz w:val="28"/>
+                <w:szCs w:val="28"/>
+                <w:lang w:val="uz-Cyrl-UZ"/>
+              </w:rPr>
+              <w:t xml:space="preserve">20.02.2027</w:t>
+            </w:r>
+          </w:p>
+        </w:tc>
+        <w:tc>
+          <w:tcPr>
+            <w:tcW w:w="6050" w:type="dxa"/>
+            <w:vAlign w:val="center"/>
+          </w:tcPr>
+          <w:p>
+            <w:pPr>
+              <w:spacing w:before="120" w:after="120" w:line="240" w:lineRule="auto"/>
+              <w:jc w:val="center"/>
+            </w:pPr>
+            <w:r>
+              <w:rPr>
+                <w:rFonts w:ascii="Times New Roman" w:hAnsi="Times New Roman" w:cs="Times New Roman"/>
+                <w:b/>
+                <w:bCs/>
+                <w:sz w:val="28"/>
+                <w:szCs w:val="28"/>
+                <w:lang w:val="uz-Cyrl-UZ"/>
+              </w:rPr>
+              <w:t xml:space="preserve">3 564 000.00 сўм</w:t>
+            </w:r>
+          </w:p>
+        </w:tc>
+      </w:tr>
+      <w:tr>
+        <w:tc>
+          <w:tcPr>
+            <w:tcW w:w="850" w:type="dxa"/>
+            <w:vAlign w:val="center"/>
+          </w:tcPr>
+          <w:p>
+            <w:pPr>
+              <w:spacing w:before="120" w:after="120" w:line="240" w:lineRule="auto"/>
+              <w:jc w:val="center"/>
+            </w:pPr>
+            <w:r>
+              <w:rPr>
+                <w:rFonts w:ascii="Times New Roman" w:hAnsi="Times New Roman" w:cs="Times New Roman"/>
+                <w:b/>
+                <w:bCs/>
+                <w:sz w:val="28"/>
+                <w:szCs w:val="28"/>
+                <w:lang w:val="uz-Cyrl-UZ"/>
+              </w:rPr>
+              <w:t xml:space="preserve">4.</w:t>
+            </w:r>
+          </w:p>
+        </w:tc>
+        <w:tc>
+          <w:tcPr>
+            <w:tcW w:w="2100" w:type="dxa"/>
+            <w:vAlign w:val="center"/>
+          </w:tcPr>
+          <w:p>
+            <w:pPr>
+              <w:spacing w:before="120" w:after="120" w:line="240" w:lineRule="auto"/>
+              <w:jc w:val="center"/>
+            </w:pPr>
+            <w:r>
+              <w:rPr>
+                <w:rFonts w:ascii="Times New Roman" w:hAnsi="Times New Roman" w:cs="Times New Roman"/>
+                <w:b/>
+                <w:bCs/>
+                <w:sz w:val="28"/>
+                <w:szCs w:val="28"/>
+                <w:lang w:val="uz-Cyrl-UZ"/>
+              </w:rPr>
+              <w:t xml:space="preserve">20.05.2027</w:t>
+            </w:r>
+          </w:p>
+        </w:tc>
+        <w:tc>
+          <w:tcPr>
+            <w:tcW w:w="6050" w:type="dxa"/>
+            <w:vAlign w:val="center"/>
+          </w:tcPr>
+          <w:p>
+            <w:pPr>
+              <w:spacing w:before="120" w:after="120" w:line="240" w:lineRule="auto"/>
+              <w:jc w:val="center"/>
+            </w:pPr>
+            <w:r>
+              <w:rPr>
+                <w:rFonts w:ascii="Times New Roman" w:hAnsi="Times New Roman" w:cs="Times New Roman"/>
+                <w:b/>
+                <w:bCs/>
+                <w:sz w:val="28"/>
+                <w:szCs w:val="28"/>
+                <w:lang w:val="uz-Cyrl-UZ"/>
+              </w:rPr>
+              <w:t xml:space="preserve">3 564 000.00 сўм</w:t>
+            </w:r>
+          </w:p>
+        </w:tc>
+      </w:tr>
+      <w:tr>
+        <w:tc>
+          <w:tcPr>
+            <w:tcW w:w="850" w:type="dxa"/>
+            <w:vAlign w:val="center"/>
+          </w:tcPr>
+          <w:p>
+            <w:pPr>
+              <w:spacing w:before="120" w:after="120" w:line="240" w:lineRule="auto"/>
+              <w:jc w:val="center"/>
+            </w:pPr>
+            <w:r>
+              <w:rPr>
+                <w:rFonts w:ascii="Times New Roman" w:hAnsi="Times New Roman" w:cs="Times New Roman"/>
+                <w:sz w:val="28"/>
+                <w:szCs w:val="28"/>
+                <w:lang w:val="uz-Cyrl-UZ"/>
+              </w:rPr>
+              <w:t xml:space="preserve"/>
+            </w:r>
+          </w:p>
+        </w:tc>
+        <w:tc>
+          <w:tcPr>
+            <w:tcW w:w="2100" w:type="dxa"/>
+            <w:vAlign w:val="center"/>
+          </w:tcPr>
+          <w:p>
+            <w:pPr>
+              <w:spacing w:before="120" w:after="120" w:line="240" w:lineRule="auto"/>
+              <w:jc w:val="center"/>
+            </w:pPr>
+            <w:r>
+              <w:rPr>
+                <w:rFonts w:ascii="Times New Roman" w:hAnsi="Times New Roman" w:cs="Times New Roman"/>
+                <w:b/>
+                <w:bCs/>
+                <w:sz w:val="28"/>
+                <w:szCs w:val="28"/>
+                <w:lang w:val="uz-Cyrl-UZ"/>
+              </w:rPr>
+              <w:t xml:space="preserve">Жами:</w:t>
+            </w:r>
+          </w:p>
+        </w:tc>
+        <w:tc>
+          <w:tcPr>
+            <w:tcW w:w="6050" w:type="dxa"/>
+            <w:vAlign w:val="center"/>
+          </w:tcPr>
+          <w:p>
+            <w:pPr>
+              <w:spacing w:before="120" w:after="120" w:line="240" w:lineRule="auto"/>
+              <w:jc w:val="center"/>
+            </w:pPr>
+            <w:r>
+              <w:rPr>
+                <w:rFonts w:ascii="Times New Roman" w:hAnsi="Times New Roman" w:cs="Times New Roman"/>
+                <w:b/>
+                <w:bCs/>
+                <w:sz w:val="28"/>
+                <w:szCs w:val="28"/>
+                <w:lang w:val="uz-Cyrl-UZ"/>
+              </w:rPr>
+              <w:t xml:space="preserve">14 256 000.00 сўм</w:t>
+            </w:r>
+          </w:p>
+        </w:tc>
+      </w:tr>
+    </w:tbl>
+    <w:p/>
+    <w:p/>
+    <w:tbl>
+      <w:tblPr>
+        <w:tblW w:w="9000" w:type="dxa"/>
+        <w:tblBorders>
+          <w:top w:val="single" w:sz="6"/>
+          <w:left w:val="single" w:sz="6"/>
+          <w:bottom w:val="single" w:sz="6"/>
+          <w:right w:val="single" w:sz="6"/>
+          <w:insideH w:val="single" w:sz="6"/>
+          <w:insideV w:val="single" w:sz="6"/>
+        </w:tblBorders>
+      </w:tblPr>
+      <w:tr>
+        <w:tc>
+          <w:tcPr>
+            <w:tcW w:w="4500" w:type="dxa"/>
+            <w:tcMar>
+              <w:top w:w="120" w:type="dxa"/>
+              <w:bottom w:w="120" w:type="dxa"/>
+            </w:tcMar>
+          </w:tcPr>
+          <w:p>
+            <w:pPr>
+              <w:spacing w:before="120" w:after="120" w:line="240" w:lineRule="auto"/>
+              <w:jc w:val="center"/>
+            </w:pPr>
+            <w:r>
+              <w:rPr>
+                <w:rFonts w:ascii="Times New Roman" w:hAnsi="Times New Roman" w:cs="Times New Roman"/>
+                <w:b/>
+                <w:bCs/>
+                <w:sz w:val="28"/>
+                <w:szCs w:val="28"/>
+                <w:lang w:val="uz-Cyrl-UZ"/>
+              </w:rPr>
+              <w:t xml:space="preserve">КОМПАНИЯ</w:t>
+            </w:r>
+          </w:p>
+          <w:p>
+            <w:pPr>
+              <w:spacing w:before="120" w:after="120" w:line="240" w:lineRule="auto"/>
+              <w:jc w:val="center"/>
+            </w:pPr>
+            <w:r>
+              <w:rPr>
+                <w:rFonts w:ascii="Times New Roman" w:hAnsi="Times New Roman" w:cs="Times New Roman"/>
+                <w:sz w:val="28"/>
+                <w:szCs w:val="28"/>
+                <w:lang w:val="uz-Cyrl-UZ"/>
+              </w:rPr>
+              <w:t xml:space="preserve"> </w:t>
+            </w:r>
+          </w:p>
+          <w:p>
+            <w:pPr>
+              <w:spacing w:before="120" w:after="120" w:line="240" w:lineRule="auto"/>
+              <w:jc w:val="center"/>
+            </w:pPr>
+            <w:r>
+              <w:rPr>
+                <w:rFonts w:ascii="Times New Roman" w:hAnsi="Times New Roman" w:cs="Times New Roman"/>
+                <w:sz w:val="28"/>
+                <w:szCs w:val="28"/>
+                <w:lang w:val="uz-Cyrl-UZ"/>
+              </w:rPr>
+              <w:t xml:space="preserve"> </w:t>
+            </w:r>
+          </w:p>
+          <w:p>
+            <w:pPr>
+              <w:spacing w:before="120" w:after="120" w:line="240" w:lineRule="auto"/>
+              <w:jc w:val="center"/>
+            </w:pPr>
+            <w:r>
+              <w:rPr>
+                <w:rFonts w:ascii="Times New Roman" w:hAnsi="Times New Roman" w:cs="Times New Roman"/>
+                <w:sz w:val="28"/>
+                <w:szCs w:val="28"/>
+                <w:lang w:val="uz-Cyrl-UZ"/>
+              </w:rPr>
+              <w:t xml:space="preserve">____________________________</w:t>
+            </w:r>
+          </w:p>
+          <w:p>
+            <w:pPr>
+              <w:spacing w:before="120" w:after="120" w:line="240" w:lineRule="auto"/>
+              <w:jc w:val="center"/>
+            </w:pPr>
+            <w:r>
+              <w:rPr>
+                <w:rFonts w:ascii="Times New Roman" w:hAnsi="Times New Roman" w:cs="Times New Roman"/>
+                <w:b/>
+                <w:bCs/>
+                <w:sz w:val="28"/>
+                <w:szCs w:val="28"/>
+                <w:lang w:val="uz-Cyrl-UZ"/>
+              </w:rPr>
+              <w:t xml:space="preserve">Б. А. Шакиров</w:t>
+            </w:r>
+          </w:p>
+        </w:tc>
+        <w:tc>
+          <w:tcPr>
+            <w:tcW w:w="4500" w:type="dxa"/>
+            <w:tcMar>
+              <w:top w:w="120" w:type="dxa"/>
+              <w:bottom w:w="120" w:type="dxa"/>
+            </w:tcMar>
+          </w:tcPr>
+          <w:p>
+            <w:pPr>
+              <w:spacing w:before="120" w:after="120" w:line="240" w:lineRule="auto"/>
+              <w:jc w:val="center"/>
+            </w:pPr>
+            <w:r>
+              <w:rPr>
+                <w:rFonts w:ascii="Times New Roman" w:hAnsi="Times New Roman" w:cs="Times New Roman"/>
+                <w:b/>
+                <w:bCs/>
+                <w:sz w:val="28"/>
+                <w:szCs w:val="28"/>
+                <w:lang w:val="uz-Cyrl-UZ"/>
+              </w:rPr>
+              <w:t xml:space="preserve">ИНВЕСТОР</w:t>
+            </w:r>
+          </w:p>
+          <w:p>
+            <w:pPr>
+              <w:spacing w:before="120" w:after="120" w:line="240" w:lineRule="auto"/>
+              <w:jc w:val="center"/>
+            </w:pPr>
+            <w:r>
+              <w:rPr>
+                <w:rFonts w:ascii="Times New Roman" w:hAnsi="Times New Roman" w:cs="Times New Roman"/>
+                <w:sz w:val="28"/>
+                <w:szCs w:val="28"/>
+                <w:lang w:val="uz-Cyrl-UZ"/>
+              </w:rPr>
+              <w:t xml:space="preserve"> </w:t>
+            </w:r>
+          </w:p>
+          <w:p>
+            <w:pPr>
+              <w:spacing w:before="120" w:after="120" w:line="240" w:lineRule="auto"/>
+              <w:jc w:val="center"/>
+            </w:pPr>
+            <w:r>
+              <w:rPr>
+                <w:rFonts w:ascii="Times New Roman" w:hAnsi="Times New Roman" w:cs="Times New Roman"/>
+                <w:sz w:val="28"/>
+                <w:szCs w:val="28"/>
+                <w:lang w:val="uz-Cyrl-UZ"/>
+              </w:rPr>
+              <w:t xml:space="preserve"> </w:t>
+            </w:r>
+          </w:p>
+          <w:p>
+            <w:pPr>
+              <w:spacing w:before="120" w:after="120" w:line="240" w:lineRule="auto"/>
+              <w:jc w:val="center"/>
+            </w:pPr>
+            <w:r>
+              <w:rPr>
+                <w:rFonts w:ascii="Times New Roman" w:hAnsi="Times New Roman" w:cs="Times New Roman"/>
+                <w:sz w:val="28"/>
+                <w:szCs w:val="28"/>
+                <w:lang w:val="uz-Cyrl-UZ"/>
+              </w:rPr>
+              <w:t xml:space="preserve">____________________________</w:t>
+            </w:r>
+          </w:p>
+          <w:p>
+            <w:pPr>
+              <w:spacing w:before="120" w:after="120" w:line="240" w:lineRule="auto"/>
+              <w:jc w:val="center"/>
+            </w:pPr>
+            <w:r>
+              <w:rPr>
+                <w:rFonts w:ascii="Times New Roman" w:hAnsi="Times New Roman" w:cs="Times New Roman"/>
+                <w:b/>
+                <w:bCs/>
+                <w:sz w:val="28"/>
+                <w:szCs w:val="28"/>
+                <w:lang w:val="uz-Cyrl-UZ"/>
+              </w:rPr>
+              <w:t xml:space="preserve">Полатов Бойсун Ғозиевич</w:t>
             </w:r>
           </w:p>
         </w:tc>

--- a/public/uploads/contracts/draft-12.docx
+++ b/public/uploads/contracts/draft-12.docx
@@ -1335,7 +1335,7 @@
           <w:szCs w:val="28"/>
           <w:lang w:val="uz-Cyrl-UZ"/>
         </w:rPr>
-        <w:t xml:space="preserve">ART-2026-A-12-сонли шартномага</w:t>
+        <w:t xml:space="preserve">А-26-V5PKS-сонли шартномага</w:t>
       </w:r>
     </w:p>
     <w:p>
@@ -1370,7 +1370,7 @@
           <w:szCs w:val="28"/>
           <w:lang w:val="uz-Cyrl-UZ"/>
         </w:rPr>
-        <w:t xml:space="preserve">Йиғимнинг қолган 80% тўлаш</w:t>
+        <w:t xml:space="preserve">Шартноманинг бир йиллик тўлов</w:t>
       </w:r>
     </w:p>
     <w:p>
@@ -1473,7 +1473,7 @@
                 <w:szCs w:val="28"/>
                 <w:lang w:val="uz-Cyrl-UZ"/>
               </w:rPr>
-              <w:t xml:space="preserve">3 564 000.00 сўм</w:t>
+              <w:t xml:space="preserve">1 485 000.00 сўм</w:t>
             </w:r>
           </w:p>
         </w:tc>
@@ -1521,7 +1521,7 @@
                 <w:szCs w:val="28"/>
                 <w:lang w:val="uz-Cyrl-UZ"/>
               </w:rPr>
-              <w:t xml:space="preserve">20.11.2026</w:t>
+              <w:t xml:space="preserve">20.09.2026</w:t>
             </w:r>
           </w:p>
         </w:tc>
@@ -1544,7 +1544,7 @@
                 <w:szCs w:val="28"/>
                 <w:lang w:val="uz-Cyrl-UZ"/>
               </w:rPr>
-              <w:t xml:space="preserve">3 564 000.00 сўм</w:t>
+              <w:t xml:space="preserve">1 485 000.00 сўм</w:t>
             </w:r>
           </w:p>
         </w:tc>
@@ -1592,7 +1592,7 @@
                 <w:szCs w:val="28"/>
                 <w:lang w:val="uz-Cyrl-UZ"/>
               </w:rPr>
-              <w:t xml:space="preserve">20.02.2027</w:t>
+              <w:t xml:space="preserve">20.10.2026</w:t>
             </w:r>
           </w:p>
         </w:tc>
@@ -1615,7 +1615,7 @@
                 <w:szCs w:val="28"/>
                 <w:lang w:val="uz-Cyrl-UZ"/>
               </w:rPr>
-              <w:t xml:space="preserve">3 564 000.00 сўм</w:t>
+              <w:t xml:space="preserve">1 485 000.00 сўм</w:t>
             </w:r>
           </w:p>
         </w:tc>
@@ -1663,7 +1663,7 @@
                 <w:szCs w:val="28"/>
                 <w:lang w:val="uz-Cyrl-UZ"/>
               </w:rPr>
-              <w:t xml:space="preserve">20.05.2027</w:t>
+              <w:t xml:space="preserve">20.11.2026</w:t>
             </w:r>
           </w:p>
         </w:tc>
@@ -1686,7 +1686,7 @@
                 <w:szCs w:val="28"/>
                 <w:lang w:val="uz-Cyrl-UZ"/>
               </w:rPr>
-              <w:t xml:space="preserve">3 564 000.00 сўм</w:t>
+              <w:t xml:space="preserve">1 485 000.00 сўм</w:t>
             </w:r>
           </w:p>
         </w:tc>
@@ -1705,6 +1705,574 @@
             <w:r>
               <w:rPr>
                 <w:rFonts w:ascii="Times New Roman" w:hAnsi="Times New Roman" w:cs="Times New Roman"/>
+                <w:b/>
+                <w:bCs/>
+                <w:sz w:val="28"/>
+                <w:szCs w:val="28"/>
+                <w:lang w:val="uz-Cyrl-UZ"/>
+              </w:rPr>
+              <w:t xml:space="preserve">5.</w:t>
+            </w:r>
+          </w:p>
+        </w:tc>
+        <w:tc>
+          <w:tcPr>
+            <w:tcW w:w="2100" w:type="dxa"/>
+            <w:vAlign w:val="center"/>
+          </w:tcPr>
+          <w:p>
+            <w:pPr>
+              <w:spacing w:before="120" w:after="120" w:line="240" w:lineRule="auto"/>
+              <w:jc w:val="center"/>
+            </w:pPr>
+            <w:r>
+              <w:rPr>
+                <w:rFonts w:ascii="Times New Roman" w:hAnsi="Times New Roman" w:cs="Times New Roman"/>
+                <w:b/>
+                <w:bCs/>
+                <w:sz w:val="28"/>
+                <w:szCs w:val="28"/>
+                <w:lang w:val="uz-Cyrl-UZ"/>
+              </w:rPr>
+              <w:t xml:space="preserve">20.12.2026</w:t>
+            </w:r>
+          </w:p>
+        </w:tc>
+        <w:tc>
+          <w:tcPr>
+            <w:tcW w:w="6050" w:type="dxa"/>
+            <w:vAlign w:val="center"/>
+          </w:tcPr>
+          <w:p>
+            <w:pPr>
+              <w:spacing w:before="120" w:after="120" w:line="240" w:lineRule="auto"/>
+              <w:jc w:val="center"/>
+            </w:pPr>
+            <w:r>
+              <w:rPr>
+                <w:rFonts w:ascii="Times New Roman" w:hAnsi="Times New Roman" w:cs="Times New Roman"/>
+                <w:b/>
+                <w:bCs/>
+                <w:sz w:val="28"/>
+                <w:szCs w:val="28"/>
+                <w:lang w:val="uz-Cyrl-UZ"/>
+              </w:rPr>
+              <w:t xml:space="preserve">1 485 000.00 сўм</w:t>
+            </w:r>
+          </w:p>
+        </w:tc>
+      </w:tr>
+      <w:tr>
+        <w:tc>
+          <w:tcPr>
+            <w:tcW w:w="850" w:type="dxa"/>
+            <w:vAlign w:val="center"/>
+          </w:tcPr>
+          <w:p>
+            <w:pPr>
+              <w:spacing w:before="120" w:after="120" w:line="240" w:lineRule="auto"/>
+              <w:jc w:val="center"/>
+            </w:pPr>
+            <w:r>
+              <w:rPr>
+                <w:rFonts w:ascii="Times New Roman" w:hAnsi="Times New Roman" w:cs="Times New Roman"/>
+                <w:b/>
+                <w:bCs/>
+                <w:sz w:val="28"/>
+                <w:szCs w:val="28"/>
+                <w:lang w:val="uz-Cyrl-UZ"/>
+              </w:rPr>
+              <w:t xml:space="preserve">6.</w:t>
+            </w:r>
+          </w:p>
+        </w:tc>
+        <w:tc>
+          <w:tcPr>
+            <w:tcW w:w="2100" w:type="dxa"/>
+            <w:vAlign w:val="center"/>
+          </w:tcPr>
+          <w:p>
+            <w:pPr>
+              <w:spacing w:before="120" w:after="120" w:line="240" w:lineRule="auto"/>
+              <w:jc w:val="center"/>
+            </w:pPr>
+            <w:r>
+              <w:rPr>
+                <w:rFonts w:ascii="Times New Roman" w:hAnsi="Times New Roman" w:cs="Times New Roman"/>
+                <w:b/>
+                <w:bCs/>
+                <w:sz w:val="28"/>
+                <w:szCs w:val="28"/>
+                <w:lang w:val="uz-Cyrl-UZ"/>
+              </w:rPr>
+              <w:t xml:space="preserve">20.01.2027</w:t>
+            </w:r>
+          </w:p>
+        </w:tc>
+        <w:tc>
+          <w:tcPr>
+            <w:tcW w:w="6050" w:type="dxa"/>
+            <w:vAlign w:val="center"/>
+          </w:tcPr>
+          <w:p>
+            <w:pPr>
+              <w:spacing w:before="120" w:after="120" w:line="240" w:lineRule="auto"/>
+              <w:jc w:val="center"/>
+            </w:pPr>
+            <w:r>
+              <w:rPr>
+                <w:rFonts w:ascii="Times New Roman" w:hAnsi="Times New Roman" w:cs="Times New Roman"/>
+                <w:b/>
+                <w:bCs/>
+                <w:sz w:val="28"/>
+                <w:szCs w:val="28"/>
+                <w:lang w:val="uz-Cyrl-UZ"/>
+              </w:rPr>
+              <w:t xml:space="preserve">1 485 000.00 сўм</w:t>
+            </w:r>
+          </w:p>
+        </w:tc>
+      </w:tr>
+      <w:tr>
+        <w:tc>
+          <w:tcPr>
+            <w:tcW w:w="850" w:type="dxa"/>
+            <w:vAlign w:val="center"/>
+          </w:tcPr>
+          <w:p>
+            <w:pPr>
+              <w:spacing w:before="120" w:after="120" w:line="240" w:lineRule="auto"/>
+              <w:jc w:val="center"/>
+            </w:pPr>
+            <w:r>
+              <w:rPr>
+                <w:rFonts w:ascii="Times New Roman" w:hAnsi="Times New Roman" w:cs="Times New Roman"/>
+                <w:b/>
+                <w:bCs/>
+                <w:sz w:val="28"/>
+                <w:szCs w:val="28"/>
+                <w:lang w:val="uz-Cyrl-UZ"/>
+              </w:rPr>
+              <w:t xml:space="preserve">7.</w:t>
+            </w:r>
+          </w:p>
+        </w:tc>
+        <w:tc>
+          <w:tcPr>
+            <w:tcW w:w="2100" w:type="dxa"/>
+            <w:vAlign w:val="center"/>
+          </w:tcPr>
+          <w:p>
+            <w:pPr>
+              <w:spacing w:before="120" w:after="120" w:line="240" w:lineRule="auto"/>
+              <w:jc w:val="center"/>
+            </w:pPr>
+            <w:r>
+              <w:rPr>
+                <w:rFonts w:ascii="Times New Roman" w:hAnsi="Times New Roman" w:cs="Times New Roman"/>
+                <w:b/>
+                <w:bCs/>
+                <w:sz w:val="28"/>
+                <w:szCs w:val="28"/>
+                <w:lang w:val="uz-Cyrl-UZ"/>
+              </w:rPr>
+              <w:t xml:space="preserve">20.02.2027</w:t>
+            </w:r>
+          </w:p>
+        </w:tc>
+        <w:tc>
+          <w:tcPr>
+            <w:tcW w:w="6050" w:type="dxa"/>
+            <w:vAlign w:val="center"/>
+          </w:tcPr>
+          <w:p>
+            <w:pPr>
+              <w:spacing w:before="120" w:after="120" w:line="240" w:lineRule="auto"/>
+              <w:jc w:val="center"/>
+            </w:pPr>
+            <w:r>
+              <w:rPr>
+                <w:rFonts w:ascii="Times New Roman" w:hAnsi="Times New Roman" w:cs="Times New Roman"/>
+                <w:b/>
+                <w:bCs/>
+                <w:sz w:val="28"/>
+                <w:szCs w:val="28"/>
+                <w:lang w:val="uz-Cyrl-UZ"/>
+              </w:rPr>
+              <w:t xml:space="preserve">1 485 000.00 сўм</w:t>
+            </w:r>
+          </w:p>
+        </w:tc>
+      </w:tr>
+      <w:tr>
+        <w:tc>
+          <w:tcPr>
+            <w:tcW w:w="850" w:type="dxa"/>
+            <w:vAlign w:val="center"/>
+          </w:tcPr>
+          <w:p>
+            <w:pPr>
+              <w:spacing w:before="120" w:after="120" w:line="240" w:lineRule="auto"/>
+              <w:jc w:val="center"/>
+            </w:pPr>
+            <w:r>
+              <w:rPr>
+                <w:rFonts w:ascii="Times New Roman" w:hAnsi="Times New Roman" w:cs="Times New Roman"/>
+                <w:b/>
+                <w:bCs/>
+                <w:sz w:val="28"/>
+                <w:szCs w:val="28"/>
+                <w:lang w:val="uz-Cyrl-UZ"/>
+              </w:rPr>
+              <w:t xml:space="preserve">8.</w:t>
+            </w:r>
+          </w:p>
+        </w:tc>
+        <w:tc>
+          <w:tcPr>
+            <w:tcW w:w="2100" w:type="dxa"/>
+            <w:vAlign w:val="center"/>
+          </w:tcPr>
+          <w:p>
+            <w:pPr>
+              <w:spacing w:before="120" w:after="120" w:line="240" w:lineRule="auto"/>
+              <w:jc w:val="center"/>
+            </w:pPr>
+            <w:r>
+              <w:rPr>
+                <w:rFonts w:ascii="Times New Roman" w:hAnsi="Times New Roman" w:cs="Times New Roman"/>
+                <w:b/>
+                <w:bCs/>
+                <w:sz w:val="28"/>
+                <w:szCs w:val="28"/>
+                <w:lang w:val="uz-Cyrl-UZ"/>
+              </w:rPr>
+              <w:t xml:space="preserve">20.03.2027</w:t>
+            </w:r>
+          </w:p>
+        </w:tc>
+        <w:tc>
+          <w:tcPr>
+            <w:tcW w:w="6050" w:type="dxa"/>
+            <w:vAlign w:val="center"/>
+          </w:tcPr>
+          <w:p>
+            <w:pPr>
+              <w:spacing w:before="120" w:after="120" w:line="240" w:lineRule="auto"/>
+              <w:jc w:val="center"/>
+            </w:pPr>
+            <w:r>
+              <w:rPr>
+                <w:rFonts w:ascii="Times New Roman" w:hAnsi="Times New Roman" w:cs="Times New Roman"/>
+                <w:b/>
+                <w:bCs/>
+                <w:sz w:val="28"/>
+                <w:szCs w:val="28"/>
+                <w:lang w:val="uz-Cyrl-UZ"/>
+              </w:rPr>
+              <w:t xml:space="preserve">1 485 000.00 сўм</w:t>
+            </w:r>
+          </w:p>
+        </w:tc>
+      </w:tr>
+      <w:tr>
+        <w:tc>
+          <w:tcPr>
+            <w:tcW w:w="850" w:type="dxa"/>
+            <w:vAlign w:val="center"/>
+          </w:tcPr>
+          <w:p>
+            <w:pPr>
+              <w:spacing w:before="120" w:after="120" w:line="240" w:lineRule="auto"/>
+              <w:jc w:val="center"/>
+            </w:pPr>
+            <w:r>
+              <w:rPr>
+                <w:rFonts w:ascii="Times New Roman" w:hAnsi="Times New Roman" w:cs="Times New Roman"/>
+                <w:b/>
+                <w:bCs/>
+                <w:sz w:val="28"/>
+                <w:szCs w:val="28"/>
+                <w:lang w:val="uz-Cyrl-UZ"/>
+              </w:rPr>
+              <w:t xml:space="preserve">9.</w:t>
+            </w:r>
+          </w:p>
+        </w:tc>
+        <w:tc>
+          <w:tcPr>
+            <w:tcW w:w="2100" w:type="dxa"/>
+            <w:vAlign w:val="center"/>
+          </w:tcPr>
+          <w:p>
+            <w:pPr>
+              <w:spacing w:before="120" w:after="120" w:line="240" w:lineRule="auto"/>
+              <w:jc w:val="center"/>
+            </w:pPr>
+            <w:r>
+              <w:rPr>
+                <w:rFonts w:ascii="Times New Roman" w:hAnsi="Times New Roman" w:cs="Times New Roman"/>
+                <w:b/>
+                <w:bCs/>
+                <w:sz w:val="28"/>
+                <w:szCs w:val="28"/>
+                <w:lang w:val="uz-Cyrl-UZ"/>
+              </w:rPr>
+              <w:t xml:space="preserve">20.04.2027</w:t>
+            </w:r>
+          </w:p>
+        </w:tc>
+        <w:tc>
+          <w:tcPr>
+            <w:tcW w:w="6050" w:type="dxa"/>
+            <w:vAlign w:val="center"/>
+          </w:tcPr>
+          <w:p>
+            <w:pPr>
+              <w:spacing w:before="120" w:after="120" w:line="240" w:lineRule="auto"/>
+              <w:jc w:val="center"/>
+            </w:pPr>
+            <w:r>
+              <w:rPr>
+                <w:rFonts w:ascii="Times New Roman" w:hAnsi="Times New Roman" w:cs="Times New Roman"/>
+                <w:b/>
+                <w:bCs/>
+                <w:sz w:val="28"/>
+                <w:szCs w:val="28"/>
+                <w:lang w:val="uz-Cyrl-UZ"/>
+              </w:rPr>
+              <w:t xml:space="preserve">1 485 000.00 сўм</w:t>
+            </w:r>
+          </w:p>
+        </w:tc>
+      </w:tr>
+      <w:tr>
+        <w:tc>
+          <w:tcPr>
+            <w:tcW w:w="850" w:type="dxa"/>
+            <w:vAlign w:val="center"/>
+          </w:tcPr>
+          <w:p>
+            <w:pPr>
+              <w:spacing w:before="120" w:after="120" w:line="240" w:lineRule="auto"/>
+              <w:jc w:val="center"/>
+            </w:pPr>
+            <w:r>
+              <w:rPr>
+                <w:rFonts w:ascii="Times New Roman" w:hAnsi="Times New Roman" w:cs="Times New Roman"/>
+                <w:b/>
+                <w:bCs/>
+                <w:sz w:val="28"/>
+                <w:szCs w:val="28"/>
+                <w:lang w:val="uz-Cyrl-UZ"/>
+              </w:rPr>
+              <w:t xml:space="preserve">10.</w:t>
+            </w:r>
+          </w:p>
+        </w:tc>
+        <w:tc>
+          <w:tcPr>
+            <w:tcW w:w="2100" w:type="dxa"/>
+            <w:vAlign w:val="center"/>
+          </w:tcPr>
+          <w:p>
+            <w:pPr>
+              <w:spacing w:before="120" w:after="120" w:line="240" w:lineRule="auto"/>
+              <w:jc w:val="center"/>
+            </w:pPr>
+            <w:r>
+              <w:rPr>
+                <w:rFonts w:ascii="Times New Roman" w:hAnsi="Times New Roman" w:cs="Times New Roman"/>
+                <w:b/>
+                <w:bCs/>
+                <w:sz w:val="28"/>
+                <w:szCs w:val="28"/>
+                <w:lang w:val="uz-Cyrl-UZ"/>
+              </w:rPr>
+              <w:t xml:space="preserve">20.05.2027</w:t>
+            </w:r>
+          </w:p>
+        </w:tc>
+        <w:tc>
+          <w:tcPr>
+            <w:tcW w:w="6050" w:type="dxa"/>
+            <w:vAlign w:val="center"/>
+          </w:tcPr>
+          <w:p>
+            <w:pPr>
+              <w:spacing w:before="120" w:after="120" w:line="240" w:lineRule="auto"/>
+              <w:jc w:val="center"/>
+            </w:pPr>
+            <w:r>
+              <w:rPr>
+                <w:rFonts w:ascii="Times New Roman" w:hAnsi="Times New Roman" w:cs="Times New Roman"/>
+                <w:b/>
+                <w:bCs/>
+                <w:sz w:val="28"/>
+                <w:szCs w:val="28"/>
+                <w:lang w:val="uz-Cyrl-UZ"/>
+              </w:rPr>
+              <w:t xml:space="preserve">1 485 000.00 сўм</w:t>
+            </w:r>
+          </w:p>
+        </w:tc>
+      </w:tr>
+      <w:tr>
+        <w:tc>
+          <w:tcPr>
+            <w:tcW w:w="850" w:type="dxa"/>
+            <w:vAlign w:val="center"/>
+          </w:tcPr>
+          <w:p>
+            <w:pPr>
+              <w:spacing w:before="120" w:after="120" w:line="240" w:lineRule="auto"/>
+              <w:jc w:val="center"/>
+            </w:pPr>
+            <w:r>
+              <w:rPr>
+                <w:rFonts w:ascii="Times New Roman" w:hAnsi="Times New Roman" w:cs="Times New Roman"/>
+                <w:b/>
+                <w:bCs/>
+                <w:sz w:val="28"/>
+                <w:szCs w:val="28"/>
+                <w:lang w:val="uz-Cyrl-UZ"/>
+              </w:rPr>
+              <w:t xml:space="preserve">11.</w:t>
+            </w:r>
+          </w:p>
+        </w:tc>
+        <w:tc>
+          <w:tcPr>
+            <w:tcW w:w="2100" w:type="dxa"/>
+            <w:vAlign w:val="center"/>
+          </w:tcPr>
+          <w:p>
+            <w:pPr>
+              <w:spacing w:before="120" w:after="120" w:line="240" w:lineRule="auto"/>
+              <w:jc w:val="center"/>
+            </w:pPr>
+            <w:r>
+              <w:rPr>
+                <w:rFonts w:ascii="Times New Roman" w:hAnsi="Times New Roman" w:cs="Times New Roman"/>
+                <w:b/>
+                <w:bCs/>
+                <w:sz w:val="28"/>
+                <w:szCs w:val="28"/>
+                <w:lang w:val="uz-Cyrl-UZ"/>
+              </w:rPr>
+              <w:t xml:space="preserve">20.06.2027</w:t>
+            </w:r>
+          </w:p>
+        </w:tc>
+        <w:tc>
+          <w:tcPr>
+            <w:tcW w:w="6050" w:type="dxa"/>
+            <w:vAlign w:val="center"/>
+          </w:tcPr>
+          <w:p>
+            <w:pPr>
+              <w:spacing w:before="120" w:after="120" w:line="240" w:lineRule="auto"/>
+              <w:jc w:val="center"/>
+            </w:pPr>
+            <w:r>
+              <w:rPr>
+                <w:rFonts w:ascii="Times New Roman" w:hAnsi="Times New Roman" w:cs="Times New Roman"/>
+                <w:b/>
+                <w:bCs/>
+                <w:sz w:val="28"/>
+                <w:szCs w:val="28"/>
+                <w:lang w:val="uz-Cyrl-UZ"/>
+              </w:rPr>
+              <w:t xml:space="preserve">1 485 000.00 сўм</w:t>
+            </w:r>
+          </w:p>
+        </w:tc>
+      </w:tr>
+      <w:tr>
+        <w:tc>
+          <w:tcPr>
+            <w:tcW w:w="850" w:type="dxa"/>
+            <w:vAlign w:val="center"/>
+          </w:tcPr>
+          <w:p>
+            <w:pPr>
+              <w:spacing w:before="120" w:after="120" w:line="240" w:lineRule="auto"/>
+              <w:jc w:val="center"/>
+            </w:pPr>
+            <w:r>
+              <w:rPr>
+                <w:rFonts w:ascii="Times New Roman" w:hAnsi="Times New Roman" w:cs="Times New Roman"/>
+                <w:b/>
+                <w:bCs/>
+                <w:sz w:val="28"/>
+                <w:szCs w:val="28"/>
+                <w:lang w:val="uz-Cyrl-UZ"/>
+              </w:rPr>
+              <w:t xml:space="preserve">12.</w:t>
+            </w:r>
+          </w:p>
+        </w:tc>
+        <w:tc>
+          <w:tcPr>
+            <w:tcW w:w="2100" w:type="dxa"/>
+            <w:vAlign w:val="center"/>
+          </w:tcPr>
+          <w:p>
+            <w:pPr>
+              <w:spacing w:before="120" w:after="120" w:line="240" w:lineRule="auto"/>
+              <w:jc w:val="center"/>
+            </w:pPr>
+            <w:r>
+              <w:rPr>
+                <w:rFonts w:ascii="Times New Roman" w:hAnsi="Times New Roman" w:cs="Times New Roman"/>
+                <w:b/>
+                <w:bCs/>
+                <w:sz w:val="28"/>
+                <w:szCs w:val="28"/>
+                <w:lang w:val="uz-Cyrl-UZ"/>
+              </w:rPr>
+              <w:t xml:space="preserve">20.07.2027</w:t>
+            </w:r>
+          </w:p>
+        </w:tc>
+        <w:tc>
+          <w:tcPr>
+            <w:tcW w:w="6050" w:type="dxa"/>
+            <w:vAlign w:val="center"/>
+          </w:tcPr>
+          <w:p>
+            <w:pPr>
+              <w:spacing w:before="120" w:after="120" w:line="240" w:lineRule="auto"/>
+              <w:jc w:val="center"/>
+            </w:pPr>
+            <w:r>
+              <w:rPr>
+                <w:rFonts w:ascii="Times New Roman" w:hAnsi="Times New Roman" w:cs="Times New Roman"/>
+                <w:b/>
+                <w:bCs/>
+                <w:sz w:val="28"/>
+                <w:szCs w:val="28"/>
+                <w:lang w:val="uz-Cyrl-UZ"/>
+              </w:rPr>
+              <w:t xml:space="preserve">1 485 000.00 сўм</w:t>
+            </w:r>
+          </w:p>
+        </w:tc>
+      </w:tr>
+      <w:tr>
+        <w:tc>
+          <w:tcPr>
+            <w:tcW w:w="850" w:type="dxa"/>
+            <w:vAlign w:val="center"/>
+          </w:tcPr>
+          <w:p>
+            <w:pPr>
+              <w:spacing w:before="120" w:after="120" w:line="240" w:lineRule="auto"/>
+              <w:jc w:val="center"/>
+            </w:pPr>
+            <w:r>
+              <w:rPr>
+                <w:rFonts w:ascii="Times New Roman" w:hAnsi="Times New Roman" w:cs="Times New Roman"/>
                 <w:sz w:val="28"/>
                 <w:szCs w:val="28"/>
                 <w:lang w:val="uz-Cyrl-UZ"/>
@@ -1755,7 +2323,7 @@
                 <w:szCs w:val="28"/>
                 <w:lang w:val="uz-Cyrl-UZ"/>
               </w:rPr>
-              <w:t xml:space="preserve">14 256 000.00 сўм</w:t>
+              <w:t xml:space="preserve">17 820 000.00 сўм</w:t>
             </w:r>
           </w:p>
         </w:tc>
@@ -1860,7 +2428,7 @@
                 <w:szCs w:val="28"/>
                 <w:lang w:val="uz-Cyrl-UZ"/>
               </w:rPr>
-              <w:t xml:space="preserve">Б. А. Шакиров</w:t>
+              <w:t xml:space="preserve">Каримов Шавкат</w:t>
             </w:r>
           </w:p>
         </w:tc>

--- a/public/uploads/contracts/draft-12.docx
+++ b/public/uploads/contracts/draft-12.docx
@@ -51,24 +51,24 @@
           <w:szCs w:val="28"/>
           <w:lang w:val="uz-Cyrl-UZ"/>
         </w:rPr>
-        <w:t xml:space="preserve">2026 йил 1-июл          А-26-V5PKS-сон                                        Тошкент шаҳри ш.</w:t>
-      </w:r>
-    </w:p>
-    <w:p/>
-    <w:p>
-      <w:pPr>
-        <w:spacing w:after="0" w:line="240" w:lineRule="auto"/>
-        <w:ind w:firstLine="851"/>
-        <w:jc w:val="both"/>
-      </w:pPr>
-      <w:r>
-        <w:rPr>
-          <w:rFonts w:ascii="Times New Roman" w:hAnsi="Times New Roman" w:cs="Times New Roman"/>
-          <w:sz w:val="28"/>
-          <w:szCs w:val="28"/>
-          <w:lang w:val="uz-Cyrl-UZ"/>
-        </w:rPr>
-        <w:t xml:space="preserve">Кейинги ўринларда “Ижарага берувчи” деб номланадиган Тошкент шаҳар ҳокимияти томонидан ва кейинги ўринларда “Ижарага олувчи” деб номланадиган Полатов Бойсун Ғозиевич («MODA STYLE» бутиги) томонидан мазкур шартномани Ўзбекистон Республикаси Ягона интерактив давлат хизматлари портали орқали 2026 йил 1-июл да келиб тушган А-26-V5PKS-сон аризага биноан тузди.</w:t>
+        <w:t xml:space="preserve">2026 йил 1-июл          А-26-R3JUT-сон                                        Тошкент шаҳри ш.</w:t>
+      </w:r>
+    </w:p>
+    <w:p/>
+    <w:p>
+      <w:pPr>
+        <w:spacing w:after="0" w:line="240" w:lineRule="auto"/>
+        <w:ind w:firstLine="851"/>
+        <w:jc w:val="both"/>
+      </w:pPr>
+      <w:r>
+        <w:rPr>
+          <w:rFonts w:ascii="Times New Roman" w:hAnsi="Times New Roman" w:cs="Times New Roman"/>
+          <w:sz w:val="28"/>
+          <w:szCs w:val="28"/>
+          <w:lang w:val="uz-Cyrl-UZ"/>
+        </w:rPr>
+        <w:t xml:space="preserve">Кейинги ўринларда “Ижарага берувчи” деб номланадиган Тошкент шаҳар ҳокимияти томонидан ва кейинги ўринларда “Ижарага олувчи” деб номланадиган Қодирова Зухра («MODA STYLE» бутиги) томонидан мазкур шартномани Ўзбекистон Республикаси Ягона интерактив давлат хизматлари портали орқали 2026 йил 1-июл да келиб тушган А-26-R3JUT-сон аризага биноан тузди.</w:t>
       </w:r>
     </w:p>
     <w:p/>
@@ -120,7 +120,7 @@
           <w:szCs w:val="28"/>
           <w:lang w:val="uz-Cyrl-UZ"/>
         </w:rPr>
-        <w:t xml:space="preserve">1.2. Ижарага берувчи ер участкасини 2026 йил 1-июл дан 1 (бир) йил муддатга ижарага беради, Ижарага олувчи эса ўзига тегишли бўлган Тошкент шаҳрининг Мирзо-Улуғбек туманидаги Мирзо-Улуғбек тумани, Катта ҳалқа йўли кўчаси, №55 манзилда жойлашган «MODA STYLE» бутиги объекти (ер участкаси)га туташ ҳудуддаги кейинчалик “Ер участкаси” деб номланувчи 33 кв.м ер майдонни Савдо фаолиятини ташкил этиш учун ижарага олади.</w:t>
+        <w:t xml:space="preserve">1.2. Ижарага берувчи ер участкасини 2026 йил 1-июл дан 1 (бир) йил муддатга ижарага беради, Ижарага олувчи эса ўзига тегишли бўлган Тошкент шаҳрининг Мирзо-Улуғбек туманидаги Мирзо-Улуғбек тумани, Гулзор кўчаси, №99 манзилда жойлашган «MODA STYLE» бутиги объекти (ер участкаси)га туташ ҳудуддаги кейинчалик “Ер участкаси” деб номланувчи 30 кв.м ер майдонни Хизмат фаолиятини ташкил этиш учун ижарага олади.</w:t>
       </w:r>
     </w:p>
     <w:p/>
@@ -257,24 +257,24 @@
           <w:szCs w:val="28"/>
           <w:lang w:val="uz-Cyrl-UZ"/>
         </w:rPr>
-        <w:t xml:space="preserve">2.5. Ер участкаси тадбиркорлик фаолиятини амалга ошириш учун берилади ва қуйидаги мақсадда фойдаланилади: Савдо.</w:t>
-      </w:r>
-    </w:p>
-    <w:p/>
-    <w:p>
-      <w:pPr>
-        <w:spacing w:after="0" w:line="240" w:lineRule="auto"/>
-        <w:ind w:firstLine="851"/>
-        <w:jc w:val="both"/>
-      </w:pPr>
-      <w:r>
-        <w:rPr>
-          <w:rFonts w:ascii="Times New Roman" w:hAnsi="Times New Roman" w:cs="Times New Roman"/>
-          <w:sz w:val="28"/>
-          <w:szCs w:val="28"/>
-          <w:lang w:val="uz-Cyrl-UZ"/>
-        </w:rPr>
-        <w:t xml:space="preserve">2.6. Объект жойлашган кўча тури: Марказий. Кадастр рақами: 10:11:03:06:07:0111.</w:t>
+        <w:t xml:space="preserve">2.5. Ер участкаси тадбиркорлик фаолиятини амалга ошириш учун берилади ва қуйидаги мақсадда фойдаланилади: Хизмат.</w:t>
+      </w:r>
+    </w:p>
+    <w:p/>
+    <w:p>
+      <w:pPr>
+        <w:spacing w:after="0" w:line="240" w:lineRule="auto"/>
+        <w:ind w:firstLine="851"/>
+        <w:jc w:val="both"/>
+      </w:pPr>
+      <w:r>
+        <w:rPr>
+          <w:rFonts w:ascii="Times New Roman" w:hAnsi="Times New Roman" w:cs="Times New Roman"/>
+          <w:sz w:val="28"/>
+          <w:szCs w:val="28"/>
+          <w:lang w:val="uz-Cyrl-UZ"/>
+        </w:rPr>
+        <w:t xml:space="preserve">2.6. Объект жойлашган кўча тури: Ички. Кадастр рақами: 10:11:06:02:01:0111.</w:t>
       </w:r>
     </w:p>
     <w:p/>
@@ -343,7 +343,7 @@
           <w:szCs w:val="28"/>
           <w:lang w:val="uz-Cyrl-UZ"/>
         </w:rPr>
-        <w:t xml:space="preserve">3.3. Ер участкаси учун йиллик ижара тўлови 17 820 000 сўмни ташкил этади ва йиллик ижара тўлов суммасининг тенг миқдорга бўлган ҳолда ҳар ойда (ойлик 1 485 000 сўм) амалга оширилади.</w:t>
+        <w:t xml:space="preserve">3.3. Ер участкаси учун йиллик ижара тўлови 16 200 000 сўмни ташкил этади ва йиллик ижара тўлов суммасининг тенг миқдорга бўлган ҳолда ҳар ойда (ойлик 1 350 000 сўм) амалга оширилади.</w:t>
       </w:r>
     </w:p>
     <w:p/>
@@ -1218,7 +1218,7 @@
                 <w:szCs w:val="28"/>
                 <w:lang w:val="uz-Cyrl-UZ"/>
               </w:rPr>
-              <w:t xml:space="preserve">ФИО: Полатов Бойсун Ғозиевич</w:t>
+              <w:t xml:space="preserve">ФИО: Қодирова Зухра</w:t>
             </w:r>
           </w:p>
           <w:p>
@@ -1233,7 +1233,7 @@
                 <w:szCs w:val="28"/>
                 <w:lang w:val="uz-Cyrl-UZ"/>
               </w:rPr>
-              <w:t xml:space="preserve">Манзил: Мирзо-Улуғбек тумани, Катта ҳалқа йўли кўчаси, №55</w:t>
+              <w:t xml:space="preserve">Манзил: Мирзо-Улуғбек тумани, Гулзор кўчаси, №99</w:t>
             </w:r>
           </w:p>
           <w:p>
@@ -1248,7 +1248,7 @@
                 <w:szCs w:val="28"/>
                 <w:lang w:val="uz-Cyrl-UZ"/>
               </w:rPr>
-              <w:t xml:space="preserve">СТИР (ЖШШИР): 31234567890123</w:t>
+              <w:t xml:space="preserve">СТИР (ЖШШИР): 30000000066666</w:t>
             </w:r>
           </w:p>
           <w:p>
@@ -1335,7 +1335,7 @@
           <w:szCs w:val="28"/>
           <w:lang w:val="uz-Cyrl-UZ"/>
         </w:rPr>
-        <w:t xml:space="preserve">А-26-V5PKS-сонли шартномага</w:t>
+        <w:t xml:space="preserve">А-26-R3JUT-сонли шартномага</w:t>
       </w:r>
     </w:p>
     <w:p>
@@ -1473,7 +1473,7 @@
                 <w:szCs w:val="28"/>
                 <w:lang w:val="uz-Cyrl-UZ"/>
               </w:rPr>
-              <w:t xml:space="preserve">1 485 000.00 сўм</w:t>
+              <w:t xml:space="preserve">1 350 000.00 сўм</w:t>
             </w:r>
           </w:p>
         </w:tc>
@@ -1544,7 +1544,7 @@
                 <w:szCs w:val="28"/>
                 <w:lang w:val="uz-Cyrl-UZ"/>
               </w:rPr>
-              <w:t xml:space="preserve">1 485 000.00 сўм</w:t>
+              <w:t xml:space="preserve">1 350 000.00 сўм</w:t>
             </w:r>
           </w:p>
         </w:tc>
@@ -1615,7 +1615,7 @@
                 <w:szCs w:val="28"/>
                 <w:lang w:val="uz-Cyrl-UZ"/>
               </w:rPr>
-              <w:t xml:space="preserve">1 485 000.00 сўм</w:t>
+              <w:t xml:space="preserve">1 350 000.00 сўм</w:t>
             </w:r>
           </w:p>
         </w:tc>
@@ -1686,7 +1686,7 @@
                 <w:szCs w:val="28"/>
                 <w:lang w:val="uz-Cyrl-UZ"/>
               </w:rPr>
-              <w:t xml:space="preserve">1 485 000.00 сўм</w:t>
+              <w:t xml:space="preserve">1 350 000.00 сўм</w:t>
             </w:r>
           </w:p>
         </w:tc>
@@ -1757,7 +1757,7 @@
                 <w:szCs w:val="28"/>
                 <w:lang w:val="uz-Cyrl-UZ"/>
               </w:rPr>
-              <w:t xml:space="preserve">1 485 000.00 сўм</w:t>
+              <w:t xml:space="preserve">1 350 000.00 сўм</w:t>
             </w:r>
           </w:p>
         </w:tc>
@@ -1828,7 +1828,7 @@
                 <w:szCs w:val="28"/>
                 <w:lang w:val="uz-Cyrl-UZ"/>
               </w:rPr>
-              <w:t xml:space="preserve">1 485 000.00 сўм</w:t>
+              <w:t xml:space="preserve">1 350 000.00 сўм</w:t>
             </w:r>
           </w:p>
         </w:tc>
@@ -1899,7 +1899,7 @@
                 <w:szCs w:val="28"/>
                 <w:lang w:val="uz-Cyrl-UZ"/>
               </w:rPr>
-              <w:t xml:space="preserve">1 485 000.00 сўм</w:t>
+              <w:t xml:space="preserve">1 350 000.00 сўм</w:t>
             </w:r>
           </w:p>
         </w:tc>
@@ -1970,7 +1970,7 @@
                 <w:szCs w:val="28"/>
                 <w:lang w:val="uz-Cyrl-UZ"/>
               </w:rPr>
-              <w:t xml:space="preserve">1 485 000.00 сўм</w:t>
+              <w:t xml:space="preserve">1 350 000.00 сўм</w:t>
             </w:r>
           </w:p>
         </w:tc>
@@ -2041,7 +2041,7 @@
                 <w:szCs w:val="28"/>
                 <w:lang w:val="uz-Cyrl-UZ"/>
               </w:rPr>
-              <w:t xml:space="preserve">1 485 000.00 сўм</w:t>
+              <w:t xml:space="preserve">1 350 000.00 сўм</w:t>
             </w:r>
           </w:p>
         </w:tc>
@@ -2112,7 +2112,7 @@
                 <w:szCs w:val="28"/>
                 <w:lang w:val="uz-Cyrl-UZ"/>
               </w:rPr>
-              <w:t xml:space="preserve">1 485 000.00 сўм</w:t>
+              <w:t xml:space="preserve">1 350 000.00 сўм</w:t>
             </w:r>
           </w:p>
         </w:tc>
@@ -2183,7 +2183,7 @@
                 <w:szCs w:val="28"/>
                 <w:lang w:val="uz-Cyrl-UZ"/>
               </w:rPr>
-              <w:t xml:space="preserve">1 485 000.00 сўм</w:t>
+              <w:t xml:space="preserve">1 350 000.00 сўм</w:t>
             </w:r>
           </w:p>
         </w:tc>
@@ -2254,7 +2254,7 @@
                 <w:szCs w:val="28"/>
                 <w:lang w:val="uz-Cyrl-UZ"/>
               </w:rPr>
-              <w:t xml:space="preserve">1 485 000.00 сўм</w:t>
+              <w:t xml:space="preserve">1 350 000.00 сўм</w:t>
             </w:r>
           </w:p>
         </w:tc>
@@ -2323,7 +2323,7 @@
                 <w:szCs w:val="28"/>
                 <w:lang w:val="uz-Cyrl-UZ"/>
               </w:rPr>
-              <w:t xml:space="preserve">17 820 000.00 сўм</w:t>
+              <w:t xml:space="preserve">16 200 000.00 сўм</w:t>
             </w:r>
           </w:p>
         </w:tc>
@@ -2516,7 +2516,7 @@
                 <w:szCs w:val="28"/>
                 <w:lang w:val="uz-Cyrl-UZ"/>
               </w:rPr>
-              <w:t xml:space="preserve">Полатов Бойсун Ғозиевич</w:t>
+              <w:t xml:space="preserve">Қодирова Зухра</w:t>
             </w:r>
           </w:p>
         </w:tc>
